--- a/Files/02 - Shemos/03 - Bo/5784/Bo 5784.docx
+++ b/Files/02 - Shemos/03 - Bo/5784/Bo 5784.docx
@@ -1347,7 +1347,7 @@
         <w:rPr>
           <w:rFonts w:ascii="Times New Roman" w:hAnsi="Times New Roman" w:cs="Times New Roman"/>
         </w:rPr>
-        <w:t xml:space="preserve"> is called</w:t>
+        <w:t xml:space="preserve"> is called </w:t>
       </w:r>
       <w:r>
         <w:rPr>
@@ -1515,7 +1515,7 @@
         <w:rPr>
           <w:rFonts w:ascii="Times New Roman" w:hAnsi="Times New Roman" w:cs="Times New Roman"/>
         </w:rPr>
-        <w:t xml:space="preserve"> and the impurity of the</w:t>
+        <w:t xml:space="preserve"> and the impurity of the </w:t>
       </w:r>
       <w:r>
         <w:rPr>

--- a/Files/02 - Shemos/03 - Bo/5784/Bo 5784.docx
+++ b/Files/02 - Shemos/03 - Bo/5784/Bo 5784.docx
@@ -583,7 +583,7 @@
           <w:rFonts w:ascii="Times New Roman" w:hAnsi="Times New Roman" w:cs="Times New Roman"/>
           <w:rtl/>
         </w:rPr>
-        <w:t>"</w:t>
+        <w:t>״</w:t>
       </w:r>
       <w:r>
         <w:rPr>
